--- a/docs/lista_louvores/Textos_Louvores/BONDADE DE DEUS.docx
+++ b/docs/lista_louvores/Textos_Louvores/BONDADE DE DEUS.docx
@@ -4,739 +4,347 @@
   <w:body>
     <w:p>
       <w:pPr>
-        <w:pStyle w:val="PargrafodaLista"/>
-        <w:numPr>
-          <w:ilvl w:val="0"/>
-          <w:numId w:val="2"/>
-        </w:numPr>
-        <w:spacing w:before="120" w:line="240" w:lineRule="auto"/>
-        <w:contextualSpacing w:val="0"/>
-        <w:rPr>
+        <w:pStyle w:val="Ttulo1"/>
+      </w:pPr>
+      <w:r>
+        <w:t>Bondade de Deus</w:t>
+      </w:r>
+    </w:p>
+    <w:p>
+      <w:pPr>
+        <w:rPr>
+          <w:rFonts w:ascii="Times New Roman" w:hAnsi="Times New Roman"/>
+        </w:rPr>
+      </w:pPr>
+      <w:r>
+        <w:rPr>
+          <w:rFonts w:ascii="Times New Roman" w:hAnsi="Times New Roman"/>
+        </w:rPr>
+        <w:t>Te amo Deus, Tua graça nunca falha</w:t>
+      </w:r>
+      <w:r>
+        <w:rPr>
+          <w:rFonts w:ascii="Times New Roman" w:hAnsi="Times New Roman"/>
+        </w:rPr>
+        <w:br/>
+      </w:r>
+      <w:r>
+        <w:rPr>
+          <w:rFonts w:ascii="Times New Roman" w:hAnsi="Times New Roman"/>
+        </w:rPr>
+        <w:t>Todos os dias eu estou em Tuas mãos</w:t>
+      </w:r>
+    </w:p>
+    <w:p>
+      <w:pPr>
+        <w:rPr>
+          <w:rFonts w:ascii="Times New Roman" w:hAnsi="Times New Roman"/>
+        </w:rPr>
+      </w:pPr>
+      <w:r>
+        <w:rPr>
+          <w:rFonts w:ascii="Times New Roman" w:hAnsi="Times New Roman"/>
+        </w:rPr>
+        <w:t xml:space="preserve">Desde quando eu me levanto </w:t>
+      </w:r>
+      <w:r>
+        <w:rPr>
+          <w:rFonts w:ascii="Times New Roman" w:hAnsi="Times New Roman"/>
+        </w:rPr>
+        <w:br/>
+      </w:r>
+      <w:r>
+        <w:rPr>
+          <w:rFonts w:ascii="Times New Roman" w:hAnsi="Times New Roman"/>
+        </w:rPr>
+        <w:t>Até eu me deitar</w:t>
+      </w:r>
+      <w:r>
+        <w:rPr>
+          <w:rFonts w:ascii="Times New Roman" w:hAnsi="Times New Roman"/>
+        </w:rPr>
+        <w:br/>
+      </w:r>
+      <w:r>
+        <w:rPr>
+          <w:rFonts w:ascii="Times New Roman" w:hAnsi="Times New Roman"/>
+        </w:rPr>
+        <w:t xml:space="preserve">Eu cantarei da bondade de Deus </w:t>
+      </w:r>
+    </w:p>
+    <w:p>
+      <w:pPr>
+        <w:rPr>
+          <w:rFonts w:ascii="Times New Roman" w:hAnsi="Times New Roman"/>
           <w:b/>
           <w:bCs/>
-          <w:color w:val="000000"/>
-          <w:sz w:val="28"/>
-          <w:szCs w:val="28"/>
-        </w:rPr>
-      </w:pPr>
-      <w:r>
-        <w:rPr>
-          <w:color w:val="000000"/>
-          <w:sz w:val="28"/>
-          <w:szCs w:val="28"/>
-        </w:rPr>
-        <w:t>Bondade de Deus</w:t>
+          <w:i/>
+          <w:iCs/>
+        </w:rPr>
+      </w:pPr>
+      <w:r>
+        <w:rPr>
+          <w:rFonts w:ascii="Times New Roman" w:hAnsi="Times New Roman"/>
+          <w:b/>
+          <w:bCs/>
+          <w:i/>
+          <w:iCs/>
+        </w:rPr>
+        <w:t>És Fiel em todo tempo</w:t>
+      </w:r>
+      <w:r>
+        <w:rPr>
+          <w:rFonts w:ascii="Times New Roman" w:hAnsi="Times New Roman"/>
+          <w:b/>
+          <w:bCs/>
+          <w:i/>
+          <w:iCs/>
+        </w:rPr>
+        <w:br/>
+      </w:r>
+      <w:r>
+        <w:rPr>
+          <w:rFonts w:ascii="Times New Roman" w:hAnsi="Times New Roman"/>
+          <w:b/>
+          <w:bCs/>
+          <w:i/>
+          <w:iCs/>
+        </w:rPr>
+        <w:t>Em todo tempo Tu És tão, tão bom</w:t>
+      </w:r>
+      <w:r>
+        <w:rPr>
+          <w:rFonts w:ascii="Times New Roman" w:hAnsi="Times New Roman"/>
+          <w:b/>
+          <w:bCs/>
+          <w:i/>
+          <w:iCs/>
+        </w:rPr>
+        <w:br/>
+      </w:r>
+      <w:r>
+        <w:rPr>
+          <w:rFonts w:ascii="Times New Roman" w:hAnsi="Times New Roman"/>
+          <w:b/>
+          <w:bCs/>
+          <w:i/>
+          <w:iCs/>
+        </w:rPr>
+        <w:t>Com todo fôlego que tenho</w:t>
+      </w:r>
+      <w:r>
+        <w:rPr>
+          <w:rFonts w:ascii="Times New Roman" w:hAnsi="Times New Roman"/>
+          <w:b/>
+          <w:bCs/>
+          <w:i/>
+          <w:iCs/>
+        </w:rPr>
+        <w:br/>
+      </w:r>
+      <w:r>
+        <w:rPr>
+          <w:rFonts w:ascii="Times New Roman" w:hAnsi="Times New Roman"/>
+          <w:b/>
+          <w:bCs/>
+          <w:i/>
+          <w:iCs/>
+        </w:rPr>
+        <w:t>Eu cantarei da bondade de Deus</w:t>
       </w:r>
     </w:p>
     <w:p>
       <w:pPr>
-        <w:pStyle w:val="PargrafodaLista"/>
-        <w:numPr>
-          <w:ilvl w:val="0"/>
-          <w:numId w:val="1"/>
-        </w:numPr>
-        <w:autoSpaceDE w:val="0"/>
-        <w:autoSpaceDN w:val="0"/>
-        <w:adjustRightInd w:val="0"/>
-        <w:spacing w:before="120" w:after="80" w:line="240" w:lineRule="auto"/>
-        <w:ind w:left="862" w:hanging="357"/>
-        <w:contextualSpacing w:val="0"/>
-        <w:rPr>
-          <w:rFonts w:ascii="Times New Roman" w:hAnsi="Times New Roman" w:cs="Times New Roman"/>
-          <w:bCs/>
-          <w:sz w:val="24"/>
-        </w:rPr>
-      </w:pPr>
-      <w:r>
-        <w:rPr>
-          <w:rFonts w:ascii="Times New Roman" w:hAnsi="Times New Roman" w:cs="Times New Roman"/>
-          <w:bCs/>
-          <w:sz w:val="24"/>
-        </w:rPr>
-        <w:t>Te amo Deus</w:t>
-      </w:r>
-      <w:r>
-        <w:rPr>
-          <w:rFonts w:ascii="Times New Roman" w:hAnsi="Times New Roman" w:cs="Times New Roman"/>
-          <w:bCs/>
-          <w:sz w:val="24"/>
-        </w:rPr>
-        <w:t>,</w:t>
-      </w:r>
-      <w:r>
-        <w:rPr>
-          <w:rFonts w:ascii="Times New Roman" w:hAnsi="Times New Roman" w:cs="Times New Roman"/>
-          <w:bCs/>
-          <w:sz w:val="24"/>
-        </w:rPr>
-        <w:t xml:space="preserve"> Tua graça nunca falha</w:t>
-      </w:r>
-      <w:r>
-        <w:rPr>
-          <w:rFonts w:ascii="Times New Roman" w:hAnsi="Times New Roman" w:cs="Times New Roman"/>
-          <w:bCs/>
-          <w:sz w:val="24"/>
+        <w:rPr>
+          <w:rFonts w:ascii="Times New Roman" w:hAnsi="Times New Roman"/>
+        </w:rPr>
+      </w:pPr>
+      <w:r>
+        <w:rPr>
+          <w:rFonts w:ascii="Times New Roman" w:hAnsi="Times New Roman"/>
+        </w:rPr>
+        <w:t xml:space="preserve">Tua doce voz </w:t>
+      </w:r>
+      <w:r>
+        <w:rPr>
+          <w:rFonts w:ascii="Times New Roman" w:hAnsi="Times New Roman"/>
         </w:rPr>
         <w:br/>
       </w:r>
       <w:r>
         <w:rPr>
-          <w:rFonts w:ascii="Times New Roman" w:hAnsi="Times New Roman" w:cs="Times New Roman"/>
-          <w:bCs/>
-          <w:sz w:val="24"/>
-        </w:rPr>
-        <w:t>T</w:t>
-      </w:r>
-      <w:r>
-        <w:rPr>
-          <w:rFonts w:ascii="Times New Roman" w:hAnsi="Times New Roman" w:cs="Times New Roman"/>
-          <w:bCs/>
-          <w:sz w:val="24"/>
-        </w:rPr>
-        <w:t xml:space="preserve">odos os dias eu estou em </w:t>
-      </w:r>
-      <w:r>
-        <w:rPr>
-          <w:rFonts w:ascii="Times New Roman" w:hAnsi="Times New Roman" w:cs="Times New Roman"/>
-          <w:bCs/>
-          <w:sz w:val="24"/>
-        </w:rPr>
-        <w:t>T</w:t>
-      </w:r>
-      <w:r>
-        <w:rPr>
-          <w:rFonts w:ascii="Times New Roman" w:hAnsi="Times New Roman" w:cs="Times New Roman"/>
-          <w:bCs/>
-          <w:sz w:val="24"/>
-        </w:rPr>
-        <w:t>uas mãos</w:t>
+          <w:rFonts w:ascii="Times New Roman" w:hAnsi="Times New Roman"/>
+        </w:rPr>
+        <w:t>Que me guia em meio ao fogo</w:t>
+      </w:r>
+      <w:r>
+        <w:rPr>
+          <w:rFonts w:ascii="Times New Roman" w:hAnsi="Times New Roman"/>
+        </w:rPr>
+        <w:br/>
+      </w:r>
+      <w:r>
+        <w:rPr>
+          <w:rFonts w:ascii="Times New Roman" w:hAnsi="Times New Roman"/>
+        </w:rPr>
+        <w:t xml:space="preserve">Na </w:t>
+      </w:r>
+      <w:proofErr w:type="gramStart"/>
+      <w:r>
+        <w:rPr>
+          <w:rFonts w:ascii="Times New Roman" w:hAnsi="Times New Roman"/>
+        </w:rPr>
+        <w:t>escuridão Tua</w:t>
+      </w:r>
+      <w:proofErr w:type="gramEnd"/>
+      <w:r>
+        <w:rPr>
+          <w:rFonts w:ascii="Times New Roman" w:hAnsi="Times New Roman"/>
+        </w:rPr>
+        <w:t xml:space="preserve"> presença me conforta</w:t>
       </w:r>
     </w:p>
     <w:p>
       <w:pPr>
-        <w:pStyle w:val="PargrafodaLista"/>
-        <w:numPr>
-          <w:ilvl w:val="0"/>
-          <w:numId w:val="1"/>
-        </w:numPr>
-        <w:autoSpaceDE w:val="0"/>
-        <w:autoSpaceDN w:val="0"/>
-        <w:adjustRightInd w:val="0"/>
-        <w:spacing w:before="120" w:after="80" w:line="240" w:lineRule="auto"/>
-        <w:ind w:left="862" w:hanging="357"/>
-        <w:contextualSpacing w:val="0"/>
-        <w:rPr>
-          <w:rFonts w:ascii="Times New Roman" w:hAnsi="Times New Roman" w:cs="Times New Roman"/>
-          <w:bCs/>
-          <w:sz w:val="24"/>
-        </w:rPr>
-      </w:pPr>
-      <w:r>
-        <w:rPr>
-          <w:rFonts w:ascii="Times New Roman" w:hAnsi="Times New Roman" w:cs="Times New Roman"/>
-          <w:bCs/>
-          <w:sz w:val="24"/>
-        </w:rPr>
-        <w:t xml:space="preserve">Desde quando eu me levanto </w:t>
-      </w:r>
-      <w:r>
-        <w:rPr>
-          <w:rFonts w:ascii="Times New Roman" w:hAnsi="Times New Roman" w:cs="Times New Roman"/>
-          <w:bCs/>
-          <w:sz w:val="24"/>
+        <w:rPr>
+          <w:rFonts w:ascii="Times New Roman" w:hAnsi="Times New Roman"/>
+        </w:rPr>
+      </w:pPr>
+      <w:r>
+        <w:rPr>
+          <w:rFonts w:ascii="Times New Roman" w:hAnsi="Times New Roman"/>
+        </w:rPr>
+        <w:t>Sei que És meu pai, que amigo És</w:t>
+      </w:r>
+      <w:r>
+        <w:rPr>
+          <w:rFonts w:ascii="Times New Roman" w:hAnsi="Times New Roman"/>
         </w:rPr>
         <w:br/>
       </w:r>
       <w:r>
         <w:rPr>
-          <w:rFonts w:ascii="Times New Roman" w:hAnsi="Times New Roman" w:cs="Times New Roman"/>
-          <w:bCs/>
-          <w:sz w:val="24"/>
-        </w:rPr>
-        <w:t>A</w:t>
-      </w:r>
-      <w:r>
-        <w:rPr>
-          <w:rFonts w:ascii="Times New Roman" w:hAnsi="Times New Roman" w:cs="Times New Roman"/>
-          <w:bCs/>
-          <w:sz w:val="24"/>
-        </w:rPr>
-        <w:t>té eu me deitar</w:t>
-      </w:r>
-      <w:r>
-        <w:rPr>
-          <w:rFonts w:ascii="Times New Roman" w:hAnsi="Times New Roman" w:cs="Times New Roman"/>
-          <w:bCs/>
-          <w:sz w:val="24"/>
-        </w:rPr>
-        <w:br/>
-        <w:t xml:space="preserve">Eu cantarei da bondade de Deus </w:t>
+          <w:rFonts w:ascii="Times New Roman" w:hAnsi="Times New Roman"/>
+        </w:rPr>
+        <w:t>E eu vivo na bondade de Deus</w:t>
       </w:r>
     </w:p>
     <w:p>
       <w:pPr>
-        <w:pStyle w:val="PargrafodaLista"/>
-        <w:numPr>
-          <w:ilvl w:val="0"/>
-          <w:numId w:val="1"/>
-        </w:numPr>
-        <w:autoSpaceDE w:val="0"/>
-        <w:autoSpaceDN w:val="0"/>
-        <w:adjustRightInd w:val="0"/>
-        <w:spacing w:before="120" w:after="80" w:line="240" w:lineRule="auto"/>
-        <w:ind w:left="862" w:hanging="357"/>
-        <w:contextualSpacing w:val="0"/>
-        <w:rPr>
-          <w:rFonts w:ascii="Times New Roman" w:hAnsi="Times New Roman" w:cs="Times New Roman"/>
+        <w:rPr>
+          <w:rFonts w:ascii="Times New Roman" w:hAnsi="Times New Roman"/>
           <w:b/>
+          <w:bCs/>
           <w:i/>
           <w:iCs/>
-          <w:sz w:val="24"/>
-        </w:rPr>
-      </w:pPr>
-      <w:r>
-        <w:rPr>
-          <w:rFonts w:ascii="Times New Roman" w:hAnsi="Times New Roman" w:cs="Times New Roman"/>
+        </w:rPr>
+      </w:pPr>
+      <w:r>
+        <w:rPr>
+          <w:rFonts w:ascii="Times New Roman" w:hAnsi="Times New Roman"/>
           <w:b/>
+          <w:bCs/>
           <w:i/>
           <w:iCs/>
-          <w:sz w:val="24"/>
-        </w:rPr>
-        <w:t>És Fiel em todo tempo</w:t>
-      </w:r>
-      <w:r>
-        <w:rPr>
-          <w:rFonts w:ascii="Times New Roman" w:hAnsi="Times New Roman" w:cs="Times New Roman"/>
+        </w:rPr>
+        <w:t>[REFRÃO]</w:t>
+      </w:r>
+    </w:p>
+    <w:p>
+      <w:pPr>
+        <w:rPr>
+          <w:rFonts w:ascii="Times New Roman" w:hAnsi="Times New Roman"/>
+        </w:rPr>
+      </w:pPr>
+      <w:r>
+        <w:rPr>
+          <w:rFonts w:ascii="Times New Roman" w:hAnsi="Times New Roman"/>
+        </w:rPr>
+        <w:t>Tua bondade me seguirá,</w:t>
+      </w:r>
+      <w:r>
+        <w:rPr>
+          <w:rFonts w:ascii="Times New Roman" w:hAnsi="Times New Roman"/>
+        </w:rPr>
+        <w:br/>
+      </w:r>
+      <w:r>
+        <w:rPr>
+          <w:rFonts w:ascii="Times New Roman" w:hAnsi="Times New Roman"/>
+        </w:rPr>
+        <w:t>Me seguirá, Senhor [2X]</w:t>
+      </w:r>
+    </w:p>
+    <w:p>
+      <w:pPr>
+        <w:rPr>
+          <w:rFonts w:ascii="Times New Roman" w:hAnsi="Times New Roman"/>
+        </w:rPr>
+      </w:pPr>
+      <w:r>
+        <w:rPr>
+          <w:rFonts w:ascii="Times New Roman" w:hAnsi="Times New Roman"/>
+        </w:rPr>
+        <w:t>Eu me rendo a Ti, Te dou meu ser,</w:t>
+      </w:r>
+      <w:r>
+        <w:rPr>
+          <w:rFonts w:ascii="Times New Roman" w:hAnsi="Times New Roman"/>
+        </w:rPr>
+        <w:br/>
+      </w:r>
+      <w:r>
+        <w:rPr>
+          <w:rFonts w:ascii="Times New Roman" w:hAnsi="Times New Roman"/>
+        </w:rPr>
+        <w:t>Entrego tudo a Ti</w:t>
+      </w:r>
+      <w:r>
+        <w:rPr>
+          <w:rFonts w:ascii="Times New Roman" w:hAnsi="Times New Roman"/>
+        </w:rPr>
+        <w:br/>
+      </w:r>
+      <w:r>
+        <w:rPr>
+          <w:rFonts w:ascii="Times New Roman" w:hAnsi="Times New Roman"/>
+        </w:rPr>
+        <w:t>Tua bondade me seguirá,</w:t>
+      </w:r>
+      <w:r>
+        <w:rPr>
+          <w:rFonts w:ascii="Times New Roman" w:hAnsi="Times New Roman"/>
+        </w:rPr>
+        <w:br/>
+      </w:r>
+      <w:r>
+        <w:rPr>
+          <w:rFonts w:ascii="Times New Roman" w:hAnsi="Times New Roman"/>
+        </w:rPr>
+        <w:t>Me seguirá, Senhor</w:t>
+      </w:r>
+    </w:p>
+    <w:p>
+      <w:pPr>
+        <w:rPr>
+          <w:rFonts w:ascii="Times New Roman" w:hAnsi="Times New Roman"/>
           <w:b/>
+          <w:bCs/>
           <w:i/>
           <w:iCs/>
-          <w:sz w:val="24"/>
-        </w:rPr>
-        <w:br/>
-        <w:t>Em todo tempo Tu És tão, tão bom</w:t>
-      </w:r>
-      <w:r>
-        <w:rPr>
-          <w:rFonts w:ascii="Times New Roman" w:hAnsi="Times New Roman" w:cs="Times New Roman"/>
+        </w:rPr>
+      </w:pPr>
+      <w:r>
+        <w:rPr>
+          <w:rFonts w:ascii="Times New Roman" w:hAnsi="Times New Roman"/>
           <w:b/>
+          <w:bCs/>
           <w:i/>
           <w:iCs/>
-          <w:sz w:val="24"/>
-        </w:rPr>
-        <w:br/>
-        <w:t>Com todo fôlego que tenho</w:t>
-      </w:r>
-      <w:r>
-        <w:rPr>
-          <w:rFonts w:ascii="Times New Roman" w:hAnsi="Times New Roman" w:cs="Times New Roman"/>
-          <w:b/>
-          <w:i/>
-          <w:iCs/>
-          <w:sz w:val="24"/>
-        </w:rPr>
-        <w:br/>
-        <w:t>Eu cantarei da bondade de Deus</w:t>
+        </w:rPr>
+        <w:t>[REFRÃO]</w:t>
       </w:r>
     </w:p>
-    <w:p>
-      <w:pPr>
-        <w:pStyle w:val="PargrafodaLista"/>
-        <w:numPr>
-          <w:ilvl w:val="0"/>
-          <w:numId w:val="1"/>
-        </w:numPr>
-        <w:autoSpaceDE w:val="0"/>
-        <w:autoSpaceDN w:val="0"/>
-        <w:adjustRightInd w:val="0"/>
-        <w:spacing w:before="120" w:after="80" w:line="240" w:lineRule="auto"/>
-        <w:ind w:left="862" w:hanging="357"/>
-        <w:contextualSpacing w:val="0"/>
-        <w:rPr>
-          <w:rFonts w:ascii="Times New Roman" w:hAnsi="Times New Roman" w:cs="Times New Roman"/>
-          <w:bCs/>
-          <w:sz w:val="24"/>
-        </w:rPr>
-      </w:pPr>
-      <w:r>
-        <w:rPr>
-          <w:rFonts w:ascii="Times New Roman" w:hAnsi="Times New Roman" w:cs="Times New Roman"/>
-          <w:bCs/>
-          <w:sz w:val="24"/>
-        </w:rPr>
-        <w:t xml:space="preserve">Tua doce voz </w:t>
-      </w:r>
-      <w:r>
-        <w:rPr>
-          <w:rFonts w:ascii="Times New Roman" w:hAnsi="Times New Roman" w:cs="Times New Roman"/>
-          <w:bCs/>
-          <w:sz w:val="24"/>
-        </w:rPr>
-        <w:br/>
-      </w:r>
-      <w:r>
-        <w:rPr>
-          <w:rFonts w:ascii="Times New Roman" w:hAnsi="Times New Roman" w:cs="Times New Roman"/>
-          <w:bCs/>
-          <w:sz w:val="24"/>
-        </w:rPr>
-        <w:t>Q</w:t>
-      </w:r>
-      <w:r>
-        <w:rPr>
-          <w:rFonts w:ascii="Times New Roman" w:hAnsi="Times New Roman" w:cs="Times New Roman"/>
-          <w:bCs/>
-          <w:sz w:val="24"/>
-        </w:rPr>
-        <w:t>ue me guia em meio ao fogo</w:t>
-      </w:r>
-      <w:r>
-        <w:rPr>
-          <w:rFonts w:ascii="Times New Roman" w:hAnsi="Times New Roman" w:cs="Times New Roman"/>
-          <w:bCs/>
-          <w:sz w:val="24"/>
-        </w:rPr>
-        <w:br/>
-      </w:r>
-      <w:r>
-        <w:rPr>
-          <w:rFonts w:ascii="Times New Roman" w:hAnsi="Times New Roman" w:cs="Times New Roman"/>
-          <w:bCs/>
-          <w:sz w:val="24"/>
-        </w:rPr>
-        <w:t xml:space="preserve">Na </w:t>
-      </w:r>
-      <w:proofErr w:type="gramStart"/>
-      <w:r>
-        <w:rPr>
-          <w:rFonts w:ascii="Times New Roman" w:hAnsi="Times New Roman" w:cs="Times New Roman"/>
-          <w:bCs/>
-          <w:sz w:val="24"/>
-        </w:rPr>
-        <w:t xml:space="preserve">escuridão </w:t>
-      </w:r>
-      <w:r>
-        <w:rPr>
-          <w:rFonts w:ascii="Times New Roman" w:hAnsi="Times New Roman" w:cs="Times New Roman"/>
-          <w:bCs/>
-          <w:sz w:val="24"/>
-        </w:rPr>
-        <w:t>T</w:t>
-      </w:r>
-      <w:r>
-        <w:rPr>
-          <w:rFonts w:ascii="Times New Roman" w:hAnsi="Times New Roman" w:cs="Times New Roman"/>
-          <w:bCs/>
-          <w:sz w:val="24"/>
-        </w:rPr>
-        <w:t>ua</w:t>
-      </w:r>
-      <w:proofErr w:type="gramEnd"/>
-      <w:r>
-        <w:rPr>
-          <w:rFonts w:ascii="Times New Roman" w:hAnsi="Times New Roman" w:cs="Times New Roman"/>
-          <w:bCs/>
-          <w:sz w:val="24"/>
-        </w:rPr>
-        <w:t xml:space="preserve"> presença me conforta</w:t>
-      </w:r>
-    </w:p>
-    <w:p>
-      <w:pPr>
-        <w:pStyle w:val="PargrafodaLista"/>
-        <w:numPr>
-          <w:ilvl w:val="0"/>
-          <w:numId w:val="1"/>
-        </w:numPr>
-        <w:autoSpaceDE w:val="0"/>
-        <w:autoSpaceDN w:val="0"/>
-        <w:adjustRightInd w:val="0"/>
-        <w:spacing w:before="120" w:after="80" w:line="240" w:lineRule="auto"/>
-        <w:ind w:left="862" w:hanging="357"/>
-        <w:contextualSpacing w:val="0"/>
-        <w:rPr>
-          <w:rFonts w:ascii="Times New Roman" w:hAnsi="Times New Roman" w:cs="Times New Roman"/>
-          <w:bCs/>
-          <w:sz w:val="24"/>
-        </w:rPr>
-      </w:pPr>
-      <w:r>
-        <w:rPr>
-          <w:rFonts w:ascii="Times New Roman" w:hAnsi="Times New Roman" w:cs="Times New Roman"/>
-          <w:bCs/>
-          <w:sz w:val="24"/>
-        </w:rPr>
-        <w:t xml:space="preserve">Sei que </w:t>
-      </w:r>
-      <w:r>
-        <w:rPr>
-          <w:rFonts w:ascii="Times New Roman" w:hAnsi="Times New Roman" w:cs="Times New Roman"/>
-          <w:bCs/>
-          <w:sz w:val="24"/>
-        </w:rPr>
-        <w:t>É</w:t>
-      </w:r>
-      <w:r>
-        <w:rPr>
-          <w:rFonts w:ascii="Times New Roman" w:hAnsi="Times New Roman" w:cs="Times New Roman"/>
-          <w:bCs/>
-          <w:sz w:val="24"/>
-        </w:rPr>
-        <w:t>s meu pai</w:t>
-      </w:r>
-      <w:r>
-        <w:rPr>
-          <w:rFonts w:ascii="Times New Roman" w:hAnsi="Times New Roman" w:cs="Times New Roman"/>
-          <w:bCs/>
-          <w:sz w:val="24"/>
-        </w:rPr>
-        <w:t>,</w:t>
-      </w:r>
-      <w:r>
-        <w:rPr>
-          <w:rFonts w:ascii="Times New Roman" w:hAnsi="Times New Roman" w:cs="Times New Roman"/>
-          <w:bCs/>
-          <w:sz w:val="24"/>
-        </w:rPr>
-        <w:t xml:space="preserve"> que amigo </w:t>
-      </w:r>
-      <w:r>
-        <w:rPr>
-          <w:rFonts w:ascii="Times New Roman" w:hAnsi="Times New Roman" w:cs="Times New Roman"/>
-          <w:bCs/>
-          <w:sz w:val="24"/>
-        </w:rPr>
-        <w:t>É</w:t>
-      </w:r>
-      <w:r>
-        <w:rPr>
-          <w:rFonts w:ascii="Times New Roman" w:hAnsi="Times New Roman" w:cs="Times New Roman"/>
-          <w:bCs/>
-          <w:sz w:val="24"/>
-        </w:rPr>
-        <w:t>s</w:t>
-      </w:r>
-      <w:r>
-        <w:rPr>
-          <w:rFonts w:ascii="Times New Roman" w:hAnsi="Times New Roman" w:cs="Times New Roman"/>
-          <w:bCs/>
-          <w:sz w:val="24"/>
-        </w:rPr>
-        <w:br/>
-      </w:r>
-      <w:r>
-        <w:rPr>
-          <w:rFonts w:ascii="Times New Roman" w:hAnsi="Times New Roman" w:cs="Times New Roman"/>
-          <w:bCs/>
-          <w:sz w:val="24"/>
-        </w:rPr>
-        <w:t>E</w:t>
-      </w:r>
-      <w:r>
-        <w:rPr>
-          <w:rFonts w:ascii="Times New Roman" w:hAnsi="Times New Roman" w:cs="Times New Roman"/>
-          <w:bCs/>
-          <w:sz w:val="24"/>
-        </w:rPr>
-        <w:t xml:space="preserve"> eu vivo na bondade de Deus</w:t>
-      </w:r>
-    </w:p>
-    <w:p>
-      <w:pPr>
-        <w:pStyle w:val="PargrafodaLista"/>
-        <w:numPr>
-          <w:ilvl w:val="0"/>
-          <w:numId w:val="1"/>
-        </w:numPr>
-        <w:autoSpaceDE w:val="0"/>
-        <w:autoSpaceDN w:val="0"/>
-        <w:adjustRightInd w:val="0"/>
-        <w:spacing w:before="120" w:after="80" w:line="240" w:lineRule="auto"/>
-        <w:ind w:left="862" w:hanging="357"/>
-        <w:contextualSpacing w:val="0"/>
-        <w:rPr>
-          <w:rFonts w:ascii="Times New Roman" w:hAnsi="Times New Roman" w:cs="Times New Roman"/>
-          <w:b/>
-          <w:i/>
-          <w:iCs/>
-          <w:sz w:val="24"/>
-        </w:rPr>
-      </w:pPr>
-      <w:r>
-        <w:rPr>
-          <w:rFonts w:ascii="Times New Roman" w:hAnsi="Times New Roman" w:cs="Times New Roman"/>
-          <w:b/>
-          <w:i/>
-          <w:iCs/>
-          <w:sz w:val="24"/>
-        </w:rPr>
-        <w:t>[REFRÃO]</w:t>
-      </w:r>
-    </w:p>
-    <w:p>
-      <w:pPr>
-        <w:pStyle w:val="PargrafodaLista"/>
-        <w:numPr>
-          <w:ilvl w:val="0"/>
-          <w:numId w:val="1"/>
-        </w:numPr>
-        <w:autoSpaceDE w:val="0"/>
-        <w:autoSpaceDN w:val="0"/>
-        <w:adjustRightInd w:val="0"/>
-        <w:spacing w:before="120" w:after="80" w:line="240" w:lineRule="auto"/>
-        <w:ind w:left="862" w:hanging="357"/>
-        <w:contextualSpacing w:val="0"/>
-        <w:rPr>
-          <w:rFonts w:ascii="Times New Roman" w:hAnsi="Times New Roman" w:cs="Times New Roman"/>
-          <w:bCs/>
-          <w:sz w:val="24"/>
-          <w:szCs w:val="24"/>
-        </w:rPr>
-      </w:pPr>
-      <w:r>
-        <w:rPr>
-          <w:rFonts w:ascii="Times New Roman" w:hAnsi="Times New Roman" w:cs="Times New Roman"/>
-          <w:bCs/>
-          <w:sz w:val="24"/>
-          <w:szCs w:val="24"/>
-        </w:rPr>
-        <w:t>Tua bondade me seguirá,</w:t>
-      </w:r>
-      <w:r>
-        <w:rPr>
-          <w:rFonts w:ascii="Times New Roman" w:hAnsi="Times New Roman" w:cs="Times New Roman"/>
-          <w:bCs/>
-          <w:sz w:val="24"/>
-          <w:szCs w:val="24"/>
-        </w:rPr>
-        <w:br/>
-      </w:r>
-      <w:r>
-        <w:rPr>
-          <w:rFonts w:ascii="Times New Roman" w:hAnsi="Times New Roman" w:cs="Times New Roman"/>
-          <w:bCs/>
-          <w:sz w:val="24"/>
-          <w:szCs w:val="24"/>
-        </w:rPr>
-        <w:t>M</w:t>
-      </w:r>
-      <w:r>
-        <w:rPr>
-          <w:rFonts w:ascii="Times New Roman" w:hAnsi="Times New Roman" w:cs="Times New Roman"/>
-          <w:bCs/>
-          <w:sz w:val="24"/>
-          <w:szCs w:val="24"/>
-        </w:rPr>
-        <w:t>e seguirá, Senhor</w:t>
-      </w:r>
-      <w:r>
-        <w:rPr>
-          <w:rFonts w:ascii="Times New Roman" w:hAnsi="Times New Roman" w:cs="Times New Roman"/>
-          <w:bCs/>
-          <w:sz w:val="24"/>
-          <w:szCs w:val="24"/>
-        </w:rPr>
-        <w:t xml:space="preserve"> [2X]</w:t>
-      </w:r>
-    </w:p>
-    <w:p>
-      <w:pPr>
-        <w:pStyle w:val="PargrafodaLista"/>
-        <w:numPr>
-          <w:ilvl w:val="0"/>
-          <w:numId w:val="1"/>
-        </w:numPr>
-        <w:autoSpaceDE w:val="0"/>
-        <w:autoSpaceDN w:val="0"/>
-        <w:adjustRightInd w:val="0"/>
-        <w:spacing w:before="120" w:after="80" w:line="240" w:lineRule="auto"/>
-        <w:ind w:left="862" w:hanging="357"/>
-        <w:contextualSpacing w:val="0"/>
-        <w:rPr>
-          <w:rFonts w:ascii="Times New Roman" w:hAnsi="Times New Roman" w:cs="Times New Roman"/>
-          <w:bCs/>
-          <w:sz w:val="24"/>
-          <w:szCs w:val="24"/>
-        </w:rPr>
-      </w:pPr>
-      <w:r>
-        <w:rPr>
-          <w:rFonts w:ascii="Times New Roman" w:hAnsi="Times New Roman" w:cs="Times New Roman"/>
-          <w:bCs/>
-          <w:sz w:val="24"/>
-          <w:szCs w:val="24"/>
-        </w:rPr>
-        <w:t xml:space="preserve">Eu me rendo a </w:t>
-      </w:r>
-      <w:r>
-        <w:rPr>
-          <w:rFonts w:ascii="Times New Roman" w:hAnsi="Times New Roman" w:cs="Times New Roman"/>
-          <w:bCs/>
-          <w:sz w:val="24"/>
-          <w:szCs w:val="24"/>
-        </w:rPr>
-        <w:t>T</w:t>
-      </w:r>
-      <w:r>
-        <w:rPr>
-          <w:rFonts w:ascii="Times New Roman" w:hAnsi="Times New Roman" w:cs="Times New Roman"/>
-          <w:bCs/>
-          <w:sz w:val="24"/>
-          <w:szCs w:val="24"/>
-        </w:rPr>
-        <w:t xml:space="preserve">i, </w:t>
-      </w:r>
-      <w:r>
-        <w:rPr>
-          <w:rFonts w:ascii="Times New Roman" w:hAnsi="Times New Roman" w:cs="Times New Roman"/>
-          <w:bCs/>
-          <w:sz w:val="24"/>
-          <w:szCs w:val="24"/>
-        </w:rPr>
-        <w:t>T</w:t>
-      </w:r>
-      <w:r>
-        <w:rPr>
-          <w:rFonts w:ascii="Times New Roman" w:hAnsi="Times New Roman" w:cs="Times New Roman"/>
-          <w:bCs/>
-          <w:sz w:val="24"/>
-          <w:szCs w:val="24"/>
-        </w:rPr>
-        <w:t>e dou meu ser,</w:t>
-      </w:r>
-      <w:r>
-        <w:rPr>
-          <w:rFonts w:ascii="Times New Roman" w:hAnsi="Times New Roman" w:cs="Times New Roman"/>
-          <w:bCs/>
-          <w:sz w:val="24"/>
-          <w:szCs w:val="24"/>
-        </w:rPr>
-        <w:br/>
-      </w:r>
-      <w:r>
-        <w:rPr>
-          <w:rFonts w:ascii="Times New Roman" w:hAnsi="Times New Roman" w:cs="Times New Roman"/>
-          <w:bCs/>
-          <w:sz w:val="24"/>
-          <w:szCs w:val="24"/>
-        </w:rPr>
-        <w:t>E</w:t>
-      </w:r>
-      <w:r>
-        <w:rPr>
-          <w:rFonts w:ascii="Times New Roman" w:hAnsi="Times New Roman" w:cs="Times New Roman"/>
-          <w:bCs/>
-          <w:sz w:val="24"/>
-          <w:szCs w:val="24"/>
-        </w:rPr>
-        <w:t xml:space="preserve">ntrego tudo a </w:t>
-      </w:r>
-      <w:r>
-        <w:rPr>
-          <w:rFonts w:ascii="Times New Roman" w:hAnsi="Times New Roman" w:cs="Times New Roman"/>
-          <w:bCs/>
-          <w:sz w:val="24"/>
-          <w:szCs w:val="24"/>
-        </w:rPr>
-        <w:t>T</w:t>
-      </w:r>
-      <w:r>
-        <w:rPr>
-          <w:rFonts w:ascii="Times New Roman" w:hAnsi="Times New Roman" w:cs="Times New Roman"/>
-          <w:bCs/>
-          <w:sz w:val="24"/>
-          <w:szCs w:val="24"/>
-        </w:rPr>
-        <w:t>i</w:t>
-      </w:r>
-      <w:r>
-        <w:rPr>
-          <w:rFonts w:ascii="Times New Roman" w:hAnsi="Times New Roman" w:cs="Times New Roman"/>
-          <w:bCs/>
-          <w:sz w:val="24"/>
-          <w:szCs w:val="24"/>
-        </w:rPr>
-        <w:br/>
-        <w:t>Tua bondade me seguirá,</w:t>
-      </w:r>
-      <w:r>
-        <w:rPr>
-          <w:rFonts w:ascii="Times New Roman" w:hAnsi="Times New Roman" w:cs="Times New Roman"/>
-          <w:bCs/>
-          <w:sz w:val="24"/>
-          <w:szCs w:val="24"/>
-        </w:rPr>
-        <w:br/>
-      </w:r>
-      <w:r>
-        <w:rPr>
-          <w:rFonts w:ascii="Times New Roman" w:hAnsi="Times New Roman" w:cs="Times New Roman"/>
-          <w:bCs/>
-          <w:sz w:val="24"/>
-          <w:szCs w:val="24"/>
-        </w:rPr>
-        <w:t>M</w:t>
-      </w:r>
-      <w:r>
-        <w:rPr>
-          <w:rFonts w:ascii="Times New Roman" w:hAnsi="Times New Roman" w:cs="Times New Roman"/>
-          <w:bCs/>
-          <w:sz w:val="24"/>
-          <w:szCs w:val="24"/>
-        </w:rPr>
-        <w:t xml:space="preserve">e seguirá, </w:t>
-      </w:r>
-      <w:r>
-        <w:rPr>
-          <w:rFonts w:ascii="Times New Roman" w:hAnsi="Times New Roman" w:cs="Times New Roman"/>
-          <w:bCs/>
-          <w:sz w:val="24"/>
-          <w:szCs w:val="24"/>
-        </w:rPr>
-        <w:t>S</w:t>
-      </w:r>
-      <w:r>
-        <w:rPr>
-          <w:rFonts w:ascii="Times New Roman" w:hAnsi="Times New Roman" w:cs="Times New Roman"/>
-          <w:bCs/>
-          <w:sz w:val="24"/>
-          <w:szCs w:val="24"/>
-        </w:rPr>
-        <w:t>enhor</w:t>
-      </w:r>
-    </w:p>
-    <w:p>
-      <w:pPr>
-        <w:pStyle w:val="PargrafodaLista"/>
-        <w:numPr>
-          <w:ilvl w:val="0"/>
-          <w:numId w:val="1"/>
-        </w:numPr>
-        <w:autoSpaceDE w:val="0"/>
-        <w:autoSpaceDN w:val="0"/>
-        <w:adjustRightInd w:val="0"/>
-        <w:spacing w:before="120" w:after="80" w:line="240" w:lineRule="auto"/>
-        <w:ind w:left="862" w:hanging="357"/>
-        <w:contextualSpacing w:val="0"/>
-        <w:rPr>
-          <w:rFonts w:ascii="Times New Roman" w:hAnsi="Times New Roman" w:cs="Times New Roman"/>
-          <w:b/>
-          <w:i/>
-          <w:iCs/>
-          <w:sz w:val="24"/>
-        </w:rPr>
-      </w:pPr>
-      <w:r>
-        <w:rPr>
-          <w:rFonts w:ascii="Times New Roman" w:hAnsi="Times New Roman" w:cs="Times New Roman"/>
-          <w:b/>
-          <w:i/>
-          <w:iCs/>
-          <w:sz w:val="24"/>
-        </w:rPr>
-        <w:t>[REFRÃO]</w:t>
-      </w:r>
-    </w:p>
-    <w:p/>
     <w:sectPr>
       <w:pgSz w:w="11906" w:h="16838"/>
       <w:pgMar w:top="1417" w:right="1701" w:bottom="1417" w:left="1701" w:header="708" w:footer="708" w:gutter="0"/>
